--- a/pandoc/reference.docx
+++ b/pandoc/reference.docx
@@ -565,7 +565,7 @@
     <w:name w:val="Normal"/>
     <w:qFormat/>
     <w:pPr>
-      <w:spacing w:after="0" w:line="336" w:lineRule="auto"/>
+      <w:spacing w:after="0" w:line="294" w:lineRule="auto"/>
       <w:jc w:val="both"/>
     </w:pPr>
     <w:rPr>
@@ -580,7 +580,7 @@
     <w:basedOn w:val="Normal"/>
     <w:link w:val="BodyTextChar"/>
     <w:pPr>
-      <w:spacing w:before="180" w:after="140" w:line="336" w:lineRule="auto"/>
+      <w:spacing w:before="180" w:after="110" w:line="294" w:lineRule="auto"/>
       <w:jc w:val="both"/>
     </w:pPr>
     <w:qFormat/>
@@ -594,7 +594,7 @@
     <w:next w:val="BodyText"/>
     <w:qFormat/>
     <w:pPr>
-      <w:spacing w:after="140" w:line="336" w:lineRule="auto"/>
+      <w:spacing w:after="110" w:line="294" w:lineRule="auto"/>
       <w:jc w:val="both"/>
     </w:pPr>
     <w:rPr>
@@ -606,7 +606,7 @@
     <w:basedOn w:val="BodyText"/>
     <w:qFormat/>
     <w:pPr>
-      <w:spacing w:before="36" w:after="60" w:line="320" w:lineRule="auto"/>
+      <w:spacing w:before="36" w:after="40" w:line="282" w:lineRule="auto"/>
     </w:pPr>
     <w:rPr>
       <w:rFonts w:ascii="Calibri" w:hAnsi="Calibri" w:eastAsia="游ゴシック" w:cs="Calibri"/>
@@ -620,7 +620,7 @@
     <w:pPr>
       <w:keepNext/>
       <w:keepLines/>
-      <w:spacing w:before="0" w:after="100"/>
+      <w:spacing w:before="0" w:after="90"/>
       <w:jc w:val="left"/>
       <w:pBdr>
         <w:bottom w:val="single" w:sz="8" w:space="4" w:color="C7D2DE"/>
@@ -716,7 +716,7 @@
     <w:pPr>
       <w:keepNext/>
       <w:keepLines/>
-      <w:spacing w:before="100" w:after="200"/>
+      <w:spacing w:before="100" w:after="200" w:line="282" w:lineRule="auto"/>
       <w:ind w:left="360"/>
     </w:pPr>
     <w:rPr>
@@ -743,7 +743,7 @@
     <w:pPr>
       <w:keepNext/>
       <w:keepLines/>
-      <w:spacing w:before="400" w:after="140"/>
+      <w:spacing w:before="320" w:after="110"/>
       <w:outlineLvl w:val="0"/>
       <w:jc w:val="left"/>
       <w:pBdr>
@@ -769,7 +769,7 @@
     <w:pPr>
       <w:keepNext/>
       <w:keepLines/>
-      <w:spacing w:before="300" w:after="110"/>
+      <w:spacing w:before="240" w:after="90"/>
       <w:outlineLvl w:val="1"/>
       <w:jc w:val="left"/>
     </w:pPr>
@@ -792,7 +792,7 @@
     <w:pPr>
       <w:keepNext/>
       <w:keepLines/>
-      <w:spacing w:before="240" w:after="90"/>
+      <w:spacing w:before="190" w:after="70"/>
       <w:outlineLvl w:val="2"/>
       <w:jc w:val="left"/>
     </w:pPr>
@@ -815,7 +815,7 @@
     <w:pPr>
       <w:keepNext/>
       <w:keepLines/>
-      <w:spacing w:before="200" w:after="70"/>
+      <w:spacing w:before="160" w:after="60"/>
       <w:outlineLvl w:val="3"/>
       <w:jc w:val="left"/>
     </w:pPr>
@@ -839,7 +839,7 @@
     <w:pPr>
       <w:keepNext/>
       <w:keepLines/>
-      <w:spacing w:before="180" w:after="60"/>
+      <w:spacing w:before="150" w:after="50"/>
       <w:outlineLvl w:val="4"/>
       <w:jc w:val="left"/>
     </w:pPr>
@@ -862,7 +862,7 @@
     <w:pPr>
       <w:keepNext/>
       <w:keepLines/>
-      <w:spacing w:before="180" w:after="60"/>
+      <w:spacing w:before="150" w:after="50"/>
       <w:outlineLvl w:val="5"/>
       <w:jc w:val="left"/>
     </w:pPr>
@@ -943,7 +943,7 @@
     <w:unhideWhenUsed/>
     <w:qFormat/>
     <w:pPr>
-      <w:spacing w:before="100" w:after="140"/>
+      <w:spacing w:before="100" w:after="110" w:line="282" w:lineRule="auto"/>
       <w:ind w:firstLine="0" w:left="360" w:right="480"/>
       <w:pBdr>
         <w:left w:val="single" w:sz="18" w:space="8" w:color="9BB7D4"/>
@@ -964,7 +964,7 @@
     <w:unhideWhenUsed/>
     <w:qFormat/>
     <w:pPr>
-      <w:spacing w:after="40" w:line="280" w:lineRule="auto"/>
+      <w:spacing w:after="40" w:line="264" w:lineRule="auto"/>
     </w:pPr>
     <w:rPr>
       <w:rFonts w:ascii="Calibri" w:hAnsi="Calibri" w:eastAsia="游ゴシック" w:cs="Calibri"/>

--- a/pandoc/reference.docx
+++ b/pandoc/reference.docx
@@ -566,7 +566,7 @@
     <w:qFormat/>
     <w:pPr>
       <w:spacing w:after="0" w:line="294" w:lineRule="auto"/>
-      <w:jc w:val="both"/>
+      <w:jc w:val="left"/>
     </w:pPr>
     <w:rPr>
       <w:rFonts w:ascii="Calibri" w:hAnsi="Calibri" w:eastAsia="游ゴシック" w:cs="Calibri"/>
@@ -581,7 +581,7 @@
     <w:link w:val="BodyTextChar"/>
     <w:pPr>
       <w:spacing w:before="180" w:after="110" w:line="294" w:lineRule="auto"/>
-      <w:jc w:val="both"/>
+      <w:jc w:val="left"/>
     </w:pPr>
     <w:qFormat/>
     <w:rPr>
@@ -595,7 +595,7 @@
     <w:qFormat/>
     <w:pPr>
       <w:spacing w:after="110" w:line="294" w:lineRule="auto"/>
-      <w:jc w:val="both"/>
+      <w:jc w:val="left"/>
     </w:pPr>
     <w:rPr>
       <w:rFonts w:ascii="Calibri" w:hAnsi="Calibri" w:eastAsia="游ゴシック" w:cs="Calibri"/>
@@ -607,6 +607,7 @@
     <w:qFormat/>
     <w:pPr>
       <w:spacing w:before="36" w:after="40" w:line="282" w:lineRule="auto"/>
+      <w:jc w:val="left"/>
     </w:pPr>
     <w:rPr>
       <w:rFonts w:ascii="Calibri" w:hAnsi="Calibri" w:eastAsia="游ゴシック" w:cs="Calibri"/>
@@ -718,6 +719,7 @@
       <w:keepLines/>
       <w:spacing w:before="100" w:after="200" w:line="282" w:lineRule="auto"/>
       <w:ind w:left="360"/>
+      <w:jc w:val="left"/>
     </w:pPr>
     <w:rPr>
       <w:sz w:val="20"/>
@@ -948,6 +950,7 @@
       <w:pBdr>
         <w:left w:val="single" w:sz="18" w:space="8" w:color="9BB7D4"/>
       </w:pBdr>
+      <w:jc w:val="left"/>
     </w:pPr>
     <w:rPr>
       <w:rFonts w:ascii="Calibri" w:hAnsi="Calibri" w:eastAsia="游ゴシック" w:cs="Calibri"/>
@@ -965,6 +968,7 @@
     <w:qFormat/>
     <w:pPr>
       <w:spacing w:after="40" w:line="264" w:lineRule="auto"/>
+      <w:jc w:val="left"/>
     </w:pPr>
     <w:rPr>
       <w:rFonts w:ascii="Calibri" w:hAnsi="Calibri" w:eastAsia="游ゴシック" w:cs="Calibri"/>
@@ -1043,6 +1047,7 @@
     <w:pPr>
       <w:spacing w:after="120"/>
       <w:ind w:left="360"/>
+      <w:jc w:val="left"/>
     </w:pPr>
     <w:rPr>
       <w:rFonts w:ascii="Calibri" w:hAnsi="Calibri" w:eastAsia="游ゴシック" w:cs="Calibri"/>
